--- a/202_CALFERQUIM/09 Fichas Tecnicas/FICHAS_TECNICAS_V2/FT NUCLEO CAMASI.docx
+++ b/202_CALFERQUIM/09 Fichas Tecnicas/FICHAS_TECNICAS_V2/FT NUCLEO CAMASI.docx
@@ -1054,29 +1054,7 @@
                 <w:szCs w:val="24"/>
                 <w:lang w:eastAsia="es-CO"/>
               </w:rPr>
-              <w:t>(</w:t>
-            </w:r>
-            <w:proofErr w:type="spellStart"/>
-            <w:r>
-              <w:rPr>
-                <w:rFonts w:ascii="Segoe UI" w:eastAsia="Times New Roman" w:hAnsi="Segoe UI" w:cs="Segoe UI"/>
-                <w:color w:val="000000"/>
-                <w:sz w:val="24"/>
-                <w:szCs w:val="24"/>
-                <w:lang w:eastAsia="es-CO"/>
-              </w:rPr>
-              <w:t>CaO</w:t>
-            </w:r>
-            <w:proofErr w:type="spellEnd"/>
-            <w:r>
-              <w:rPr>
-                <w:rFonts w:ascii="Segoe UI" w:eastAsia="Times New Roman" w:hAnsi="Segoe UI" w:cs="Segoe UI"/>
-                <w:color w:val="000000"/>
-                <w:sz w:val="24"/>
-                <w:szCs w:val="24"/>
-                <w:lang w:eastAsia="es-CO"/>
-              </w:rPr>
-              <w:t>)</w:t>
+              <w:t>(CaO)</w:t>
             </w:r>
           </w:p>
         </w:tc>
@@ -1527,7 +1505,17 @@
                 <w:szCs w:val="24"/>
                 <w:lang w:eastAsia="es-CO"/>
               </w:rPr>
-              <w:t>20</w:t>
+              <w:t>2</w:t>
+            </w:r>
+            <w:r>
+              <w:rPr>
+                <w:rFonts w:ascii="Segoe UI" w:eastAsia="Times New Roman" w:hAnsi="Segoe UI" w:cs="Segoe UI"/>
+                <w:color w:val="000000"/>
+                <w:sz w:val="24"/>
+                <w:szCs w:val="24"/>
+                <w:lang w:eastAsia="es-CO"/>
+              </w:rPr>
+              <w:t>5</w:t>
             </w:r>
             <w:r>
               <w:rPr>
